--- a/러시아 인권변호사/2부/2부_5화_파벨의_균열.docx
+++ b/러시아 인권변호사/2부/2부_5화_파벨의_균열.docx
@@ -328,7 +328,194 @@
           <w:i w:val="0"/>
           <w:sz w:val="22"/>
         </w:rPr>
-        <w:t>Никого не увольняй. Что-нибудь придумаю.</w:t>
+        <w:t>Покажи, что у нас на следующий месяц.</w:t>
+      </w:r>
+    </w:p>
+    <w:p>
+      <w:pPr>
+        <w:spacing w:before="0" w:after="110" w:line="300" w:lineRule="auto"/>
+      </w:pPr>
+      <w:r>
+        <w:rPr>
+          <w:rFonts w:ascii="Times New Roman" w:hAnsi="Times New Roman" w:eastAsia="Malgun Gothic"/>
+          <w:b/>
+          <w:i w:val="0"/>
+          <w:sz w:val="22"/>
+        </w:rPr>
+        <w:t xml:space="preserve">Мария: </w:t>
+      </w:r>
+      <w:r>
+        <w:rPr>
+          <w:rFonts w:ascii="Times New Roman" w:hAnsi="Times New Roman" w:eastAsia="Malgun Gothic"/>
+          <w:b w:val="0"/>
+          <w:i/>
+          <w:color w:val="555555"/>
+          <w:sz w:val="22"/>
+        </w:rPr>
+        <w:t>(разворачивает ноутбук)</w:t>
+      </w:r>
+      <w:r>
+        <w:rPr>
+          <w:rFonts w:ascii="Times New Roman" w:hAnsi="Times New Roman" w:eastAsia="Malgun Gothic"/>
+          <w:b w:val="0"/>
+          <w:i w:val="0"/>
+          <w:sz w:val="22"/>
+        </w:rPr>
+        <w:t xml:space="preserve"> Поступления — два договора, оба маленькие. Расходы — аренда, Лена, налоги, ипотека. Минус сто сорок. И это если никто больше не уйдёт.</w:t>
+      </w:r>
+    </w:p>
+    <w:p>
+      <w:pPr>
+        <w:spacing w:before="0" w:after="110" w:line="300" w:lineRule="auto"/>
+      </w:pPr>
+      <w:r>
+        <w:rPr>
+          <w:rFonts w:ascii="Times New Roman" w:hAnsi="Times New Roman" w:eastAsia="Malgun Gothic"/>
+          <w:b/>
+          <w:i w:val="0"/>
+          <w:sz w:val="22"/>
+        </w:rPr>
+        <w:t xml:space="preserve">Павел: </w:t>
+      </w:r>
+      <w:r>
+        <w:rPr>
+          <w:rFonts w:ascii="Times New Roman" w:hAnsi="Times New Roman" w:eastAsia="Malgun Gothic"/>
+          <w:b w:val="0"/>
+          <w:i w:val="0"/>
+          <w:sz w:val="22"/>
+        </w:rPr>
+        <w:t>Я позвоню Семенихину. Он мне должен за прошлогоднюю проверку.</w:t>
+      </w:r>
+    </w:p>
+    <w:p>
+      <w:pPr>
+        <w:spacing w:before="0" w:after="110" w:line="300" w:lineRule="auto"/>
+      </w:pPr>
+      <w:r>
+        <w:rPr>
+          <w:rFonts w:ascii="Times New Roman" w:hAnsi="Times New Roman" w:eastAsia="Malgun Gothic"/>
+          <w:b/>
+          <w:i w:val="0"/>
+          <w:sz w:val="22"/>
+        </w:rPr>
+        <w:t xml:space="preserve">Мария: </w:t>
+      </w:r>
+      <w:r>
+        <w:rPr>
+          <w:rFonts w:ascii="Times New Roman" w:hAnsi="Times New Roman" w:eastAsia="Malgun Gothic"/>
+          <w:b w:val="0"/>
+          <w:i w:val="0"/>
+          <w:sz w:val="22"/>
+        </w:rPr>
+        <w:t>Семенихин уже не берёт трубку, Паша. Я звонила ему во вторник — сказал, что «пока не нужно».</w:t>
+      </w:r>
+    </w:p>
+    <w:p>
+      <w:pPr>
+        <w:spacing w:before="0" w:after="110" w:line="300" w:lineRule="auto"/>
+      </w:pPr>
+      <w:r>
+        <w:rPr>
+          <w:rFonts w:ascii="Times New Roman" w:hAnsi="Times New Roman" w:eastAsia="Malgun Gothic"/>
+          <w:b/>
+          <w:i w:val="0"/>
+          <w:sz w:val="22"/>
+        </w:rPr>
+        <w:t xml:space="preserve">Павел: </w:t>
+      </w:r>
+      <w:r>
+        <w:rPr>
+          <w:rFonts w:ascii="Times New Roman" w:hAnsi="Times New Roman" w:eastAsia="Malgun Gothic"/>
+          <w:b w:val="0"/>
+          <w:i/>
+          <w:color w:val="555555"/>
+          <w:sz w:val="22"/>
+        </w:rPr>
+        <w:t>(глухо)</w:t>
+      </w:r>
+      <w:r>
+        <w:rPr>
+          <w:rFonts w:ascii="Times New Roman" w:hAnsi="Times New Roman" w:eastAsia="Malgun Gothic"/>
+          <w:b w:val="0"/>
+          <w:i w:val="0"/>
+          <w:sz w:val="22"/>
+        </w:rPr>
+        <w:t xml:space="preserve"> «Пока не нужно». Удобное слово. </w:t>
+      </w:r>
+      <w:r>
+        <w:rPr>
+          <w:rFonts w:ascii="Times New Roman" w:hAnsi="Times New Roman" w:eastAsia="Malgun Gothic"/>
+          <w:b w:val="0"/>
+          <w:i/>
+          <w:color w:val="555555"/>
+          <w:sz w:val="22"/>
+        </w:rPr>
+        <w:t>(пауза)</w:t>
+      </w:r>
+      <w:r>
+        <w:rPr>
+          <w:rFonts w:ascii="Times New Roman" w:hAnsi="Times New Roman" w:eastAsia="Malgun Gothic"/>
+          <w:b w:val="0"/>
+          <w:i w:val="0"/>
+          <w:sz w:val="22"/>
+        </w:rPr>
+        <w:t xml:space="preserve"> Лену не увольняй. Что-нибудь придумаю.</w:t>
+      </w:r>
+    </w:p>
+    <w:p>
+      <w:pPr>
+        <w:spacing w:before="0" w:after="110" w:line="300" w:lineRule="auto"/>
+      </w:pPr>
+      <w:r>
+        <w:rPr>
+          <w:rFonts w:ascii="Times New Roman" w:hAnsi="Times New Roman" w:eastAsia="Malgun Gothic"/>
+          <w:b/>
+          <w:i w:val="0"/>
+          <w:sz w:val="22"/>
+        </w:rPr>
+        <w:t xml:space="preserve">Мария: </w:t>
+      </w:r>
+      <w:r>
+        <w:rPr>
+          <w:rFonts w:ascii="Times New Roman" w:hAnsi="Times New Roman" w:eastAsia="Malgun Gothic"/>
+          <w:b w:val="0"/>
+          <w:i w:val="0"/>
+          <w:sz w:val="22"/>
+        </w:rPr>
+        <w:t>Ты всегда так говоришь. А потом сидишь до трёх ночи и придумываешь, как не придумывать.</w:t>
+      </w:r>
+    </w:p>
+    <w:p>
+      <w:pPr>
+        <w:spacing w:before="0" w:after="110" w:line="300" w:lineRule="auto"/>
+      </w:pPr>
+      <w:r>
+        <w:rPr>
+          <w:rFonts w:ascii="Times New Roman" w:hAnsi="Times New Roman" w:eastAsia="Malgun Gothic"/>
+          <w:b/>
+          <w:i w:val="0"/>
+          <w:sz w:val="22"/>
+        </w:rPr>
+        <w:t xml:space="preserve">Павел: </w:t>
+      </w:r>
+      <w:r>
+        <w:rPr>
+          <w:rFonts w:ascii="Times New Roman" w:hAnsi="Times New Roman" w:eastAsia="Malgun Gothic"/>
+          <w:b w:val="0"/>
+          <w:i/>
+          <w:color w:val="555555"/>
+          <w:sz w:val="22"/>
+        </w:rPr>
+        <w:t>(слабо улыбается)</w:t>
+      </w:r>
+      <w:r>
+        <w:rPr>
+          <w:rFonts w:ascii="Times New Roman" w:hAnsi="Times New Roman" w:eastAsia="Malgun Gothic"/>
+          <w:b w:val="0"/>
+          <w:i w:val="0"/>
+          <w:sz w:val="22"/>
+        </w:rPr>
+        <w:t xml:space="preserve"> Зато придумываю честно.</w:t>
       </w:r>
     </w:p>
     <w:p>
@@ -584,6 +771,108 @@
           <w:i w:val="0"/>
           <w:sz w:val="22"/>
         </w:rPr>
+        <w:t>А если я откажусь?</w:t>
+      </w:r>
+    </w:p>
+    <w:p>
+      <w:pPr>
+        <w:spacing w:before="0" w:after="110" w:line="300" w:lineRule="auto"/>
+      </w:pPr>
+      <w:r>
+        <w:rPr>
+          <w:rFonts w:ascii="Times New Roman" w:hAnsi="Times New Roman" w:eastAsia="Malgun Gothic"/>
+          <w:b/>
+          <w:i w:val="0"/>
+          <w:sz w:val="22"/>
+        </w:rPr>
+        <w:t xml:space="preserve">Балагин: </w:t>
+      </w:r>
+      <w:r>
+        <w:rPr>
+          <w:rFonts w:ascii="Times New Roman" w:hAnsi="Times New Roman" w:eastAsia="Malgun Gothic"/>
+          <w:b w:val="0"/>
+          <w:i w:val="0"/>
+          <w:sz w:val="22"/>
+        </w:rPr>
+        <w:t>Ничего не случится, Павел Геннадьевич. Мы не угрожаем, мы предлагаем. Просто «Гранит-Строй» вряд ли вернётся. И, боюсь, не последний.</w:t>
+      </w:r>
+    </w:p>
+    <w:p>
+      <w:pPr>
+        <w:spacing w:before="0" w:after="110" w:line="300" w:lineRule="auto"/>
+      </w:pPr>
+      <w:r>
+        <w:rPr>
+          <w:rFonts w:ascii="Times New Roman" w:hAnsi="Times New Roman" w:eastAsia="Malgun Gothic"/>
+          <w:b/>
+          <w:i w:val="0"/>
+          <w:sz w:val="22"/>
+        </w:rPr>
+        <w:t xml:space="preserve">Павел: </w:t>
+      </w:r>
+      <w:r>
+        <w:rPr>
+          <w:rFonts w:ascii="Times New Roman" w:hAnsi="Times New Roman" w:eastAsia="Malgun Gothic"/>
+          <w:b w:val="0"/>
+          <w:i w:val="0"/>
+          <w:sz w:val="22"/>
+        </w:rPr>
+        <w:t>Это и есть угроза.</w:t>
+      </w:r>
+    </w:p>
+    <w:p>
+      <w:pPr>
+        <w:spacing w:before="0" w:after="110" w:line="300" w:lineRule="auto"/>
+      </w:pPr>
+      <w:r>
+        <w:rPr>
+          <w:rFonts w:ascii="Times New Roman" w:hAnsi="Times New Roman" w:eastAsia="Malgun Gothic"/>
+          <w:b/>
+          <w:i w:val="0"/>
+          <w:sz w:val="22"/>
+        </w:rPr>
+        <w:t xml:space="preserve">Балагин: </w:t>
+      </w:r>
+      <w:r>
+        <w:rPr>
+          <w:rFonts w:ascii="Times New Roman" w:hAnsi="Times New Roman" w:eastAsia="Malgun Gothic"/>
+          <w:b w:val="0"/>
+          <w:i/>
+          <w:color w:val="555555"/>
+          <w:sz w:val="22"/>
+        </w:rPr>
+        <w:t>(разводит руками)</w:t>
+      </w:r>
+      <w:r>
+        <w:rPr>
+          <w:rFonts w:ascii="Times New Roman" w:hAnsi="Times New Roman" w:eastAsia="Malgun Gothic"/>
+          <w:b w:val="0"/>
+          <w:i w:val="0"/>
+          <w:sz w:val="22"/>
+        </w:rPr>
+        <w:t xml:space="preserve"> Это прогноз. Я юрист, как и вы. Мы оба умеем отличать одно от другого.</w:t>
+      </w:r>
+    </w:p>
+    <w:p>
+      <w:pPr>
+        <w:spacing w:before="0" w:after="110" w:line="300" w:lineRule="auto"/>
+      </w:pPr>
+      <w:r>
+        <w:rPr>
+          <w:rFonts w:ascii="Times New Roman" w:hAnsi="Times New Roman" w:eastAsia="Malgun Gothic"/>
+          <w:b/>
+          <w:i w:val="0"/>
+          <w:sz w:val="22"/>
+        </w:rPr>
+        <w:t xml:space="preserve">Павел: </w:t>
+      </w:r>
+      <w:r>
+        <w:rPr>
+          <w:rFonts w:ascii="Times New Roman" w:hAnsi="Times New Roman" w:eastAsia="Malgun Gothic"/>
+          <w:b w:val="0"/>
+          <w:i w:val="0"/>
+          <w:sz w:val="22"/>
+        </w:rPr>
         <w:t>Грибоедова читали? «Служить бы рад, прислуживаться тошно».</w:t>
       </w:r>
     </w:p>
@@ -952,6 +1241,98 @@
           <w:i w:val="0"/>
           <w:sz w:val="22"/>
         </w:rPr>
+        <w:t>А Лёша? Ты ему скажешь?</w:t>
+      </w:r>
+    </w:p>
+    <w:p>
+      <w:pPr>
+        <w:spacing w:before="0" w:after="110" w:line="300" w:lineRule="auto"/>
+      </w:pPr>
+      <w:r>
+        <w:rPr>
+          <w:rFonts w:ascii="Times New Roman" w:hAnsi="Times New Roman" w:eastAsia="Malgun Gothic"/>
+          <w:b/>
+          <w:i w:val="0"/>
+          <w:sz w:val="22"/>
+        </w:rPr>
+        <w:t xml:space="preserve">Павел: </w:t>
+      </w:r>
+      <w:r>
+        <w:rPr>
+          <w:rFonts w:ascii="Times New Roman" w:hAnsi="Times New Roman" w:eastAsia="Malgun Gothic"/>
+          <w:b w:val="0"/>
+          <w:i w:val="0"/>
+          <w:sz w:val="22"/>
+        </w:rPr>
+        <w:t>Скажу — что? Что я консультирую холдинг по налогам? Он решит, что я продался, даже не дослушав.</w:t>
+      </w:r>
+    </w:p>
+    <w:p>
+      <w:pPr>
+        <w:spacing w:before="0" w:after="110" w:line="300" w:lineRule="auto"/>
+      </w:pPr>
+      <w:r>
+        <w:rPr>
+          <w:rFonts w:ascii="Times New Roman" w:hAnsi="Times New Roman" w:eastAsia="Malgun Gothic"/>
+          <w:b/>
+          <w:i w:val="0"/>
+          <w:sz w:val="22"/>
+        </w:rPr>
+        <w:t xml:space="preserve">Мария: </w:t>
+      </w:r>
+      <w:r>
+        <w:rPr>
+          <w:rFonts w:ascii="Times New Roman" w:hAnsi="Times New Roman" w:eastAsia="Malgun Gothic"/>
+          <w:b w:val="0"/>
+          <w:i w:val="0"/>
+          <w:sz w:val="22"/>
+        </w:rPr>
+        <w:t>А ты не продался?</w:t>
+      </w:r>
+    </w:p>
+    <w:p>
+      <w:pPr>
+        <w:spacing w:before="0" w:after="110" w:line="300" w:lineRule="auto"/>
+      </w:pPr>
+      <w:r>
+        <w:rPr>
+          <w:rFonts w:ascii="Times New Roman" w:hAnsi="Times New Roman" w:eastAsia="Malgun Gothic"/>
+          <w:b/>
+          <w:i w:val="0"/>
+          <w:sz w:val="22"/>
+        </w:rPr>
+        <w:t xml:space="preserve">Павел: </w:t>
+      </w:r>
+      <w:r>
+        <w:rPr>
+          <w:rFonts w:ascii="Times New Roman" w:hAnsi="Times New Roman" w:eastAsia="Malgun Gothic"/>
+          <w:b w:val="0"/>
+          <w:i w:val="0"/>
+          <w:sz w:val="22"/>
+        </w:rPr>
+        <w:t>Маша!</w:t>
+      </w:r>
+    </w:p>
+    <w:p>
+      <w:pPr>
+        <w:spacing w:before="0" w:after="110" w:line="300" w:lineRule="auto"/>
+      </w:pPr>
+      <w:r>
+        <w:rPr>
+          <w:rFonts w:ascii="Times New Roman" w:hAnsi="Times New Roman" w:eastAsia="Malgun Gothic"/>
+          <w:b/>
+          <w:i w:val="0"/>
+          <w:sz w:val="22"/>
+        </w:rPr>
+        <w:t xml:space="preserve">Мария: </w:t>
+      </w:r>
+      <w:r>
+        <w:rPr>
+          <w:rFonts w:ascii="Times New Roman" w:hAnsi="Times New Roman" w:eastAsia="Malgun Gothic"/>
+          <w:b w:val="0"/>
+          <w:i w:val="0"/>
+          <w:sz w:val="22"/>
+        </w:rPr>
         <w:t>Ты сам себе веришь, когда так говоришь?</w:t>
       </w:r>
     </w:p>
@@ -1009,6 +1390,174 @@
           <w:sz w:val="22"/>
         </w:rPr>
         <w:t xml:space="preserve"> Таблицу я видела. Я не про таблицу спрашиваю.</w:t>
+      </w:r>
+    </w:p>
+    <w:p>
+      <w:pPr>
+        <w:spacing w:before="0" w:after="110" w:line="300" w:lineRule="auto"/>
+      </w:pPr>
+      <w:r>
+        <w:rPr>
+          <w:rFonts w:ascii="Times New Roman" w:hAnsi="Times New Roman" w:eastAsia="Malgun Gothic"/>
+          <w:b/>
+          <w:i w:val="0"/>
+          <w:sz w:val="22"/>
+        </w:rPr>
+        <w:t xml:space="preserve">Павел: </w:t>
+      </w:r>
+      <w:r>
+        <w:rPr>
+          <w:rFonts w:ascii="Times New Roman" w:hAnsi="Times New Roman" w:eastAsia="Malgun Gothic"/>
+          <w:b w:val="0"/>
+          <w:i w:val="0"/>
+          <w:sz w:val="22"/>
+        </w:rPr>
+        <w:t>А я про таблицу, Маша. Про ребёнка, которого мы в этом году опять отложим. Про Лену, которую ты не хочешь увольнять. Про всё, что не влезает ни в какие принципы.</w:t>
+      </w:r>
+    </w:p>
+    <w:p>
+      <w:pPr>
+        <w:spacing w:before="0" w:after="110" w:line="300" w:lineRule="auto"/>
+      </w:pPr>
+      <w:r>
+        <w:rPr>
+          <w:rFonts w:ascii="Times New Roman" w:hAnsi="Times New Roman" w:eastAsia="Malgun Gothic"/>
+          <w:b/>
+          <w:i w:val="0"/>
+          <w:sz w:val="22"/>
+        </w:rPr>
+        <w:t xml:space="preserve">Мария: </w:t>
+      </w:r>
+      <w:r>
+        <w:rPr>
+          <w:rFonts w:ascii="Times New Roman" w:hAnsi="Times New Roman" w:eastAsia="Malgun Gothic"/>
+          <w:b w:val="0"/>
+          <w:i/>
+          <w:color w:val="555555"/>
+          <w:sz w:val="22"/>
+        </w:rPr>
+        <w:t>(долго молчит)</w:t>
+      </w:r>
+      <w:r>
+        <w:rPr>
+          <w:rFonts w:ascii="Times New Roman" w:hAnsi="Times New Roman" w:eastAsia="Malgun Gothic"/>
+          <w:b w:val="0"/>
+          <w:i w:val="0"/>
+          <w:sz w:val="22"/>
+        </w:rPr>
+        <w:t xml:space="preserve"> Я не хочу, чтобы наш ребёнок когда-нибудь узнал, на какие деньги мы его ждали.</w:t>
+      </w:r>
+    </w:p>
+    <w:p>
+      <w:pPr>
+        <w:spacing w:before="0" w:after="110" w:line="300" w:lineRule="auto"/>
+      </w:pPr>
+      <w:r>
+        <w:rPr>
+          <w:rFonts w:ascii="Times New Roman" w:hAnsi="Times New Roman" w:eastAsia="Malgun Gothic"/>
+          <w:b/>
+          <w:i w:val="0"/>
+          <w:sz w:val="22"/>
+        </w:rPr>
+        <w:t xml:space="preserve">Павел: </w:t>
+      </w:r>
+      <w:r>
+        <w:rPr>
+          <w:rFonts w:ascii="Times New Roman" w:hAnsi="Times New Roman" w:eastAsia="Malgun Gothic"/>
+          <w:b w:val="0"/>
+          <w:i/>
+          <w:color w:val="555555"/>
+          <w:sz w:val="22"/>
+        </w:rPr>
+        <w:t>(отворачивается)</w:t>
+      </w:r>
+      <w:r>
+        <w:rPr>
+          <w:rFonts w:ascii="Times New Roman" w:hAnsi="Times New Roman" w:eastAsia="Malgun Gothic"/>
+          <w:b w:val="0"/>
+          <w:i w:val="0"/>
+          <w:sz w:val="22"/>
+        </w:rPr>
+        <w:t xml:space="preserve"> Тогда давай просто не будем ему рассказывать.</w:t>
+      </w:r>
+    </w:p>
+    <w:p>
+      <w:pPr>
+        <w:spacing w:before="0" w:after="110" w:line="300" w:lineRule="auto"/>
+      </w:pPr>
+      <w:r>
+        <w:rPr>
+          <w:rFonts w:ascii="Times New Roman" w:hAnsi="Times New Roman" w:eastAsia="Malgun Gothic"/>
+          <w:b/>
+          <w:i w:val="0"/>
+          <w:sz w:val="22"/>
+        </w:rPr>
+        <w:t xml:space="preserve">Мария: </w:t>
+      </w:r>
+      <w:r>
+        <w:rPr>
+          <w:rFonts w:ascii="Times New Roman" w:hAnsi="Times New Roman" w:eastAsia="Malgun Gothic"/>
+          <w:b w:val="0"/>
+          <w:i/>
+          <w:color w:val="555555"/>
+          <w:sz w:val="22"/>
+        </w:rPr>
+        <w:t>(встаёт, выключает свет над плитой)</w:t>
+      </w:r>
+      <w:r>
+        <w:rPr>
+          <w:rFonts w:ascii="Times New Roman" w:hAnsi="Times New Roman" w:eastAsia="Malgun Gothic"/>
+          <w:b w:val="0"/>
+          <w:i w:val="0"/>
+          <w:sz w:val="22"/>
+        </w:rPr>
+        <w:t xml:space="preserve"> Завтра я всё равно сведу квартал сама. Посмотрим, сколько не хватает на самом деле.</w:t>
+      </w:r>
+    </w:p>
+    <w:p>
+      <w:pPr>
+        <w:spacing w:before="0" w:after="110" w:line="300" w:lineRule="auto"/>
+      </w:pPr>
+      <w:r>
+        <w:rPr>
+          <w:rFonts w:ascii="Times New Roman" w:hAnsi="Times New Roman" w:eastAsia="Malgun Gothic"/>
+          <w:b/>
+          <w:i w:val="0"/>
+          <w:sz w:val="22"/>
+        </w:rPr>
+        <w:t xml:space="preserve">Павел: </w:t>
+      </w:r>
+      <w:r>
+        <w:rPr>
+          <w:rFonts w:ascii="Times New Roman" w:hAnsi="Times New Roman" w:eastAsia="Malgun Gothic"/>
+          <w:b w:val="0"/>
+          <w:i w:val="0"/>
+          <w:sz w:val="22"/>
+        </w:rPr>
+        <w:t>Не хватает всегда ровно столько, сколько предлагает Балагин. Заметила?</w:t>
+      </w:r>
+    </w:p>
+    <w:p>
+      <w:pPr>
+        <w:spacing w:before="0" w:after="110" w:line="300" w:lineRule="auto"/>
+      </w:pPr>
+      <w:r>
+        <w:rPr>
+          <w:rFonts w:ascii="Times New Roman" w:hAnsi="Times New Roman" w:eastAsia="Malgun Gothic"/>
+          <w:b/>
+          <w:i w:val="0"/>
+          <w:sz w:val="22"/>
+        </w:rPr>
+        <w:t xml:space="preserve">Мария: </w:t>
+      </w:r>
+      <w:r>
+        <w:rPr>
+          <w:rFonts w:ascii="Times New Roman" w:hAnsi="Times New Roman" w:eastAsia="Malgun Gothic"/>
+          <w:b w:val="0"/>
+          <w:i w:val="0"/>
+          <w:sz w:val="22"/>
+        </w:rPr>
+        <w:t>Заметила. Потому и страшно.</w:t>
       </w:r>
     </w:p>
     <w:p>
@@ -1067,6 +1616,62 @@
         <w:rPr>
           <w:rFonts w:ascii="Times New Roman" w:hAnsi="Times New Roman" w:eastAsia="Malgun Gothic"/>
           <w:b w:val="0"/>
+          <w:i/>
+          <w:color w:val="555555"/>
+          <w:sz w:val="22"/>
+        </w:rPr>
+        <w:t>(подписывает договор, не читая последнюю страницу)</w:t>
+      </w:r>
+      <w:r>
+        <w:rPr>
+          <w:rFonts w:ascii="Times New Roman" w:hAnsi="Times New Roman" w:eastAsia="Malgun Gothic"/>
+          <w:b w:val="0"/>
+          <w:i w:val="0"/>
+          <w:sz w:val="22"/>
+        </w:rPr>
+        <w:t xml:space="preserve"> Я прочитал его вчера. Три раза. Там всё чисто.</w:t>
+      </w:r>
+    </w:p>
+    <w:p>
+      <w:pPr>
+        <w:spacing w:before="0" w:after="110" w:line="300" w:lineRule="auto"/>
+      </w:pPr>
+      <w:r>
+        <w:rPr>
+          <w:rFonts w:ascii="Times New Roman" w:hAnsi="Times New Roman" w:eastAsia="Malgun Gothic"/>
+          <w:b/>
+          <w:i w:val="0"/>
+          <w:sz w:val="22"/>
+        </w:rPr>
+        <w:t xml:space="preserve">Балагин: </w:t>
+      </w:r>
+      <w:r>
+        <w:rPr>
+          <w:rFonts w:ascii="Times New Roman" w:hAnsi="Times New Roman" w:eastAsia="Malgun Gothic"/>
+          <w:b w:val="0"/>
+          <w:i w:val="0"/>
+          <w:sz w:val="22"/>
+        </w:rPr>
+        <w:t>Разумеется, чисто. Мы с вами не мальчики, чтобы писать в договорах что-то лишнее.</w:t>
+      </w:r>
+    </w:p>
+    <w:p>
+      <w:pPr>
+        <w:spacing w:before="0" w:after="110" w:line="300" w:lineRule="auto"/>
+      </w:pPr>
+      <w:r>
+        <w:rPr>
+          <w:rFonts w:ascii="Times New Roman" w:hAnsi="Times New Roman" w:eastAsia="Malgun Gothic"/>
+          <w:b/>
+          <w:i w:val="0"/>
+          <w:sz w:val="22"/>
+        </w:rPr>
+        <w:t xml:space="preserve">Павел: </w:t>
+      </w:r>
+      <w:r>
+        <w:rPr>
+          <w:rFonts w:ascii="Times New Roman" w:hAnsi="Times New Roman" w:eastAsia="Malgun Gothic"/>
+          <w:b w:val="0"/>
           <w:i w:val="0"/>
           <w:sz w:val="22"/>
         </w:rPr>
@@ -1196,6 +1801,62 @@
           <w:sz w:val="22"/>
         </w:rPr>
         <w:t>И не надо. Видите, как просто? Никаких секретов, никакого вреда никому.</w:t>
+      </w:r>
+    </w:p>
+    <w:p>
+      <w:pPr>
+        <w:spacing w:before="0" w:after="110" w:line="300" w:lineRule="auto"/>
+      </w:pPr>
+      <w:r>
+        <w:rPr>
+          <w:rFonts w:ascii="Times New Roman" w:hAnsi="Times New Roman" w:eastAsia="Malgun Gothic"/>
+          <w:b/>
+          <w:i w:val="0"/>
+          <w:sz w:val="22"/>
+        </w:rPr>
+        <w:t xml:space="preserve">Павел: </w:t>
+      </w:r>
+      <w:r>
+        <w:rPr>
+          <w:rFonts w:ascii="Times New Roman" w:hAnsi="Times New Roman" w:eastAsia="Malgun Gothic"/>
+          <w:b w:val="0"/>
+          <w:i w:val="0"/>
+          <w:sz w:val="22"/>
+        </w:rPr>
+        <w:t>И запомните: это первый и последний вопрос о «Свете». Дальше — только холдинг.</w:t>
+      </w:r>
+    </w:p>
+    <w:p>
+      <w:pPr>
+        <w:spacing w:before="0" w:after="110" w:line="300" w:lineRule="auto"/>
+      </w:pPr>
+      <w:r>
+        <w:rPr>
+          <w:rFonts w:ascii="Times New Roman" w:hAnsi="Times New Roman" w:eastAsia="Malgun Gothic"/>
+          <w:b/>
+          <w:i w:val="0"/>
+          <w:sz w:val="22"/>
+        </w:rPr>
+        <w:t xml:space="preserve">Балагин: </w:t>
+      </w:r>
+      <w:r>
+        <w:rPr>
+          <w:rFonts w:ascii="Times New Roman" w:hAnsi="Times New Roman" w:eastAsia="Malgun Gothic"/>
+          <w:b w:val="0"/>
+          <w:i/>
+          <w:color w:val="555555"/>
+          <w:sz w:val="22"/>
+        </w:rPr>
+        <w:t>(застёгивает портфель)</w:t>
+      </w:r>
+      <w:r>
+        <w:rPr>
+          <w:rFonts w:ascii="Times New Roman" w:hAnsi="Times New Roman" w:eastAsia="Malgun Gothic"/>
+          <w:b w:val="0"/>
+          <w:i w:val="0"/>
+          <w:sz w:val="22"/>
+        </w:rPr>
+        <w:t xml:space="preserve"> Конечно, Павел Геннадьевич. Только холдинг.</w:t>
       </w:r>
     </w:p>
     <w:p>
@@ -1519,6 +2180,154 @@
     </w:p>
     <w:p>
       <w:pPr>
+        <w:spacing w:before="0" w:after="110" w:line="300" w:lineRule="auto"/>
+      </w:pPr>
+      <w:r>
+        <w:rPr>
+          <w:rFonts w:ascii="Times New Roman" w:hAnsi="Times New Roman" w:eastAsia="Malgun Gothic"/>
+          <w:b/>
+          <w:i w:val="0"/>
+          <w:sz w:val="22"/>
+        </w:rPr>
+        <w:t xml:space="preserve">Лёша: </w:t>
+      </w:r>
+      <w:r>
+        <w:rPr>
+          <w:rFonts w:ascii="Times New Roman" w:hAnsi="Times New Roman" w:eastAsia="Malgun Gothic"/>
+          <w:b w:val="0"/>
+          <w:i w:val="0"/>
+          <w:sz w:val="22"/>
+        </w:rPr>
+        <w:t>Ты видел митинг? Тебя не было, а я всё время искал тебя глазами в толпе. Глупо, да?</w:t>
+      </w:r>
+    </w:p>
+    <w:p>
+      <w:pPr>
+        <w:spacing w:before="0" w:after="110" w:line="300" w:lineRule="auto"/>
+      </w:pPr>
+      <w:r>
+        <w:rPr>
+          <w:rFonts w:ascii="Times New Roman" w:hAnsi="Times New Roman" w:eastAsia="Malgun Gothic"/>
+          <w:b/>
+          <w:i w:val="0"/>
+          <w:sz w:val="22"/>
+        </w:rPr>
+        <w:t xml:space="preserve">Павел: </w:t>
+      </w:r>
+      <w:r>
+        <w:rPr>
+          <w:rFonts w:ascii="Times New Roman" w:hAnsi="Times New Roman" w:eastAsia="Malgun Gothic"/>
+          <w:b w:val="0"/>
+          <w:i w:val="0"/>
+          <w:sz w:val="22"/>
+        </w:rPr>
+        <w:t>Видел по телевизору. Ты был… хорош, Лёша. Честно. Маша даже всплакнула.</w:t>
+      </w:r>
+    </w:p>
+    <w:p>
+      <w:pPr>
+        <w:spacing w:before="0" w:after="110" w:line="300" w:lineRule="auto"/>
+      </w:pPr>
+      <w:r>
+        <w:rPr>
+          <w:rFonts w:ascii="Times New Roman" w:hAnsi="Times New Roman" w:eastAsia="Malgun Gothic"/>
+          <w:b/>
+          <w:i w:val="0"/>
+          <w:sz w:val="22"/>
+        </w:rPr>
+        <w:t xml:space="preserve">Лёша: </w:t>
+      </w:r>
+      <w:r>
+        <w:rPr>
+          <w:rFonts w:ascii="Times New Roman" w:hAnsi="Times New Roman" w:eastAsia="Malgun Gothic"/>
+          <w:b w:val="0"/>
+          <w:i w:val="0"/>
+          <w:sz w:val="22"/>
+        </w:rPr>
+        <w:t>Передай ей, что это заразно. Там половина площади плакала, включая Семёна Ивановича.</w:t>
+      </w:r>
+    </w:p>
+    <w:p>
+      <w:pPr>
+        <w:spacing w:before="0" w:after="110" w:line="300" w:lineRule="auto"/>
+      </w:pPr>
+      <w:r>
+        <w:rPr>
+          <w:rFonts w:ascii="Times New Roman" w:hAnsi="Times New Roman" w:eastAsia="Malgun Gothic"/>
+          <w:b/>
+          <w:i w:val="0"/>
+          <w:sz w:val="22"/>
+        </w:rPr>
+        <w:t xml:space="preserve">Павел: </w:t>
+      </w:r>
+      <w:r>
+        <w:rPr>
+          <w:rFonts w:ascii="Times New Roman" w:hAnsi="Times New Roman" w:eastAsia="Malgun Gothic"/>
+          <w:b w:val="0"/>
+          <w:i/>
+          <w:color w:val="555555"/>
+          <w:sz w:val="22"/>
+        </w:rPr>
+        <w:t>(усмехается)</w:t>
+      </w:r>
+      <w:r>
+        <w:rPr>
+          <w:rFonts w:ascii="Times New Roman" w:hAnsi="Times New Roman" w:eastAsia="Malgun Gothic"/>
+          <w:b w:val="0"/>
+          <w:i w:val="0"/>
+          <w:sz w:val="22"/>
+        </w:rPr>
+        <w:t xml:space="preserve"> Дубин плакал? Вот это я бы посмотрел!</w:t>
+      </w:r>
+    </w:p>
+    <w:p>
+      <w:pPr>
+        <w:spacing w:before="0" w:after="110" w:line="300" w:lineRule="auto"/>
+      </w:pPr>
+      <w:r>
+        <w:rPr>
+          <w:rFonts w:ascii="Times New Roman" w:hAnsi="Times New Roman" w:eastAsia="Malgun Gothic"/>
+          <w:b/>
+          <w:i w:val="0"/>
+          <w:sz w:val="22"/>
+        </w:rPr>
+        <w:t xml:space="preserve">Лёша: </w:t>
+      </w:r>
+      <w:r>
+        <w:rPr>
+          <w:rFonts w:ascii="Times New Roman" w:hAnsi="Times New Roman" w:eastAsia="Malgun Gothic"/>
+          <w:b w:val="0"/>
+          <w:i w:val="0"/>
+          <w:sz w:val="22"/>
+        </w:rPr>
+        <w:t>Паш, у тебя всё в порядке? Ты как будто не здесь.</w:t>
+      </w:r>
+    </w:p>
+    <w:p>
+      <w:pPr>
+        <w:spacing w:before="0" w:after="110" w:line="300" w:lineRule="auto"/>
+      </w:pPr>
+      <w:r>
+        <w:rPr>
+          <w:rFonts w:ascii="Times New Roman" w:hAnsi="Times New Roman" w:eastAsia="Malgun Gothic"/>
+          <w:b/>
+          <w:i w:val="0"/>
+          <w:sz w:val="22"/>
+        </w:rPr>
+        <w:t xml:space="preserve">Павел: </w:t>
+      </w:r>
+      <w:r>
+        <w:rPr>
+          <w:rFonts w:ascii="Times New Roman" w:hAnsi="Times New Roman" w:eastAsia="Malgun Gothic"/>
+          <w:b w:val="0"/>
+          <w:i w:val="0"/>
+          <w:sz w:val="22"/>
+        </w:rPr>
+        <w:t>Устал. Поезд, переговоры, клиенты. Всё в порядке, Лёша.</w:t>
+      </w:r>
+    </w:p>
+    <w:p>
+      <w:pPr>
         <w:keepNext/>
         <w:spacing w:before="320" w:after="140"/>
       </w:pPr>
@@ -1530,7 +2339,7 @@
           <w:color w:val="1F3864"/>
           <w:sz w:val="26"/>
         </w:rPr>
-        <w:t>장면 6 — 올가의 의심</w:t>
+        <w:t>장면 6 — 모스크바, 호텔 방. 마샤와의 통화</w:t>
       </w:r>
     </w:p>
     <w:p>
@@ -1544,7 +2353,17 @@
           <w:i w:val="0"/>
           <w:sz w:val="22"/>
         </w:rPr>
-        <w:t xml:space="preserve">Ольга: </w:t>
+        <w:t xml:space="preserve">Мария: </w:t>
+      </w:r>
+      <w:r>
+        <w:rPr>
+          <w:rFonts w:ascii="Times New Roman" w:hAnsi="Times New Roman" w:eastAsia="Malgun Gothic"/>
+          <w:b w:val="0"/>
+          <w:i/>
+          <w:color w:val="555555"/>
+          <w:sz w:val="22"/>
+        </w:rPr>
+        <w:t>(по телефону)</w:t>
       </w:r>
       <w:r>
         <w:rPr>
@@ -1553,7 +2372,7 @@
           <w:i w:val="0"/>
           <w:sz w:val="22"/>
         </w:rPr>
-        <w:t>Алексей, вы ничего не замечаете в последнее время?</w:t>
+        <w:t xml:space="preserve"> Ну как он?</w:t>
       </w:r>
     </w:p>
     <w:p>
@@ -1567,7 +2386,7 @@
           <w:i w:val="0"/>
           <w:sz w:val="22"/>
         </w:rPr>
-        <w:t xml:space="preserve">Лёша: </w:t>
+        <w:t xml:space="preserve">Павел: </w:t>
       </w:r>
       <w:r>
         <w:rPr>
@@ -1576,7 +2395,7 @@
           <w:i w:val="0"/>
           <w:sz w:val="22"/>
         </w:rPr>
-        <w:t>В каком смысле?</w:t>
+        <w:t>Счастливый. Весь в своём митинге. Говорит, что я незаменим.</w:t>
       </w:r>
     </w:p>
     <w:p>
@@ -1590,7 +2409,7 @@
           <w:i w:val="0"/>
           <w:sz w:val="22"/>
         </w:rPr>
-        <w:t xml:space="preserve">Ольга: </w:t>
+        <w:t xml:space="preserve">Мария: </w:t>
       </w:r>
       <w:r>
         <w:rPr>
@@ -1599,7 +2418,7 @@
           <w:i w:val="0"/>
           <w:sz w:val="22"/>
         </w:rPr>
-        <w:t>Павел. Он какой-то… отстранённый. Раньше первым предлагал помощь. Теперь как будто держит дистанцию.</w:t>
+        <w:t>И что ты ему ответил?</w:t>
       </w:r>
     </w:p>
     <w:p>
@@ -1613,7 +2432,7 @@
           <w:i w:val="0"/>
           <w:sz w:val="22"/>
         </w:rPr>
-        <w:t xml:space="preserve">Лёша: </w:t>
+        <w:t xml:space="preserve">Павел: </w:t>
       </w:r>
       <w:r>
         <w:rPr>
@@ -1622,7 +2441,7 @@
           <w:i w:val="0"/>
           <w:sz w:val="22"/>
         </w:rPr>
-        <w:t>У него свои проблемы. Клиенты уходят, деньги нужны.</w:t>
+        <w:t>Что стараюсь.</w:t>
       </w:r>
     </w:p>
     <w:p>
@@ -1636,7 +2455,17 @@
           <w:i w:val="0"/>
           <w:sz w:val="22"/>
         </w:rPr>
-        <w:t xml:space="preserve">Ольга: </w:t>
+        <w:t xml:space="preserve">Мария: </w:t>
+      </w:r>
+      <w:r>
+        <w:rPr>
+          <w:rFonts w:ascii="Times New Roman" w:hAnsi="Times New Roman" w:eastAsia="Malgun Gothic"/>
+          <w:b w:val="0"/>
+          <w:i/>
+          <w:color w:val="555555"/>
+          <w:sz w:val="22"/>
+        </w:rPr>
+        <w:t>(пауза)</w:t>
       </w:r>
       <w:r>
         <w:rPr>
@@ -1645,7 +2474,7 @@
           <w:i w:val="0"/>
           <w:sz w:val="22"/>
         </w:rPr>
-        <w:t>Возможно. Вы говорили, ему звонил Балагин?</w:t>
+        <w:t xml:space="preserve"> Паша, ты мне сказал, что это только налоги и слияния. Тогда почему у тебя такой голос, будто ты с похорон?</w:t>
       </w:r>
     </w:p>
     <w:p>
@@ -1659,7 +2488,7 @@
           <w:i w:val="0"/>
           <w:sz w:val="22"/>
         </w:rPr>
-        <w:t xml:space="preserve">Лёша: </w:t>
+        <w:t xml:space="preserve">Павел: </w:t>
       </w:r>
       <w:r>
         <w:rPr>
@@ -1668,7 +2497,7 @@
           <w:i w:val="0"/>
           <w:sz w:val="22"/>
         </w:rPr>
-        <w:t>Звонил. Паша сам мне рассказал — и сказал, что отказал. Если бы он что-то скрывал, зачем бы стал рассказывать?</w:t>
+        <w:t>Потому что мне стыдно, что я ему ничего не сказал. Это ещё не преступление, Маша.</w:t>
       </w:r>
     </w:p>
     <w:p>
@@ -1682,7 +2511,7 @@
           <w:i w:val="0"/>
           <w:sz w:val="22"/>
         </w:rPr>
-        <w:t xml:space="preserve">Ольга: </w:t>
+        <w:t xml:space="preserve">Мария: </w:t>
       </w:r>
       <w:r>
         <w:rPr>
@@ -1691,7 +2520,7 @@
           <w:i w:val="0"/>
           <w:sz w:val="22"/>
         </w:rPr>
-        <w:t>Затем, чтобы вы перестали об этом думать. Будьте внимательны, Алексей. Люди редко меняются без причины, и не всегда причина безобидная.</w:t>
+        <w:t>Не преступление. Но с этого всё и начинается. Сначала не сказал, потом уже не смог сказать.</w:t>
       </w:r>
     </w:p>
     <w:p>
@@ -1705,7 +2534,17 @@
           <w:i w:val="0"/>
           <w:sz w:val="22"/>
         </w:rPr>
-        <w:t xml:space="preserve">Лёша: </w:t>
+        <w:t xml:space="preserve">Павел: </w:t>
+      </w:r>
+      <w:r>
+        <w:rPr>
+          <w:rFonts w:ascii="Times New Roman" w:hAnsi="Times New Roman" w:eastAsia="Malgun Gothic"/>
+          <w:b w:val="0"/>
+          <w:i/>
+          <w:color w:val="555555"/>
+          <w:sz w:val="22"/>
+        </w:rPr>
+        <w:t>(резко)</w:t>
       </w:r>
       <w:r>
         <w:rPr>
@@ -1714,7 +2553,7 @@
           <w:i w:val="0"/>
           <w:sz w:val="22"/>
         </w:rPr>
-        <w:t>Паша не предаст нас, Ольга Викторовна. Мы дружим с детства.</w:t>
+        <w:t xml:space="preserve"> Маша, не надо меня воспитывать по телефону!</w:t>
       </w:r>
     </w:p>
     <w:p>
@@ -1728,7 +2567,7 @@
           <w:i w:val="0"/>
           <w:sz w:val="22"/>
         </w:rPr>
-        <w:t xml:space="preserve">Ольга: </w:t>
+        <w:t xml:space="preserve">Мария: </w:t>
       </w:r>
       <w:r>
         <w:rPr>
@@ -1737,7 +2576,7 @@
           <w:i w:val="0"/>
           <w:sz w:val="22"/>
         </w:rPr>
-        <w:t>Дружба — это прекрасно. Но у денег и страха своя логика, которая иногда сильнее старой дружбы.</w:t>
+        <w:t>Я не воспитываю. Я тебя жду. Приезжай домой, Паша.</w:t>
       </w:r>
     </w:p>
     <w:p>
@@ -1753,7 +2592,7 @@
           <w:color w:val="1F3864"/>
           <w:sz w:val="26"/>
         </w:rPr>
-        <w:t>장면 7 — 파벨, 홀로</w:t>
+        <w:t>장면 7 — 올가의 의심</w:t>
       </w:r>
     </w:p>
     <w:p>
@@ -1767,7 +2606,352 @@
           <w:i w:val="0"/>
           <w:sz w:val="22"/>
         </w:rPr>
-        <w:t xml:space="preserve">Павел: </w:t>
+        <w:t xml:space="preserve">Ольга: </w:t>
+      </w:r>
+      <w:r>
+        <w:rPr>
+          <w:rFonts w:ascii="Times New Roman" w:hAnsi="Times New Roman" w:eastAsia="Malgun Gothic"/>
+          <w:b w:val="0"/>
+          <w:i w:val="0"/>
+          <w:sz w:val="22"/>
+        </w:rPr>
+        <w:t>Алексей, вы ничего не замечаете в последнее время?</w:t>
+      </w:r>
+    </w:p>
+    <w:p>
+      <w:pPr>
+        <w:spacing w:before="0" w:after="110" w:line="300" w:lineRule="auto"/>
+      </w:pPr>
+      <w:r>
+        <w:rPr>
+          <w:rFonts w:ascii="Times New Roman" w:hAnsi="Times New Roman" w:eastAsia="Malgun Gothic"/>
+          <w:b/>
+          <w:i w:val="0"/>
+          <w:sz w:val="22"/>
+        </w:rPr>
+        <w:t xml:space="preserve">Лёша: </w:t>
+      </w:r>
+      <w:r>
+        <w:rPr>
+          <w:rFonts w:ascii="Times New Roman" w:hAnsi="Times New Roman" w:eastAsia="Malgun Gothic"/>
+          <w:b w:val="0"/>
+          <w:i w:val="0"/>
+          <w:sz w:val="22"/>
+        </w:rPr>
+        <w:t>В каком смысле?</w:t>
+      </w:r>
+    </w:p>
+    <w:p>
+      <w:pPr>
+        <w:spacing w:before="0" w:after="110" w:line="300" w:lineRule="auto"/>
+      </w:pPr>
+      <w:r>
+        <w:rPr>
+          <w:rFonts w:ascii="Times New Roman" w:hAnsi="Times New Roman" w:eastAsia="Malgun Gothic"/>
+          <w:b/>
+          <w:i w:val="0"/>
+          <w:sz w:val="22"/>
+        </w:rPr>
+        <w:t xml:space="preserve">Ольга: </w:t>
+      </w:r>
+      <w:r>
+        <w:rPr>
+          <w:rFonts w:ascii="Times New Roman" w:hAnsi="Times New Roman" w:eastAsia="Malgun Gothic"/>
+          <w:b w:val="0"/>
+          <w:i w:val="0"/>
+          <w:sz w:val="22"/>
+        </w:rPr>
+        <w:t>Павел. Он какой-то… отстранённый. Раньше первым предлагал помощь. Теперь как будто держит дистанцию.</w:t>
+      </w:r>
+    </w:p>
+    <w:p>
+      <w:pPr>
+        <w:spacing w:before="0" w:after="110" w:line="300" w:lineRule="auto"/>
+      </w:pPr>
+      <w:r>
+        <w:rPr>
+          <w:rFonts w:ascii="Times New Roman" w:hAnsi="Times New Roman" w:eastAsia="Malgun Gothic"/>
+          <w:b/>
+          <w:i w:val="0"/>
+          <w:sz w:val="22"/>
+        </w:rPr>
+        <w:t xml:space="preserve">Лёша: </w:t>
+      </w:r>
+      <w:r>
+        <w:rPr>
+          <w:rFonts w:ascii="Times New Roman" w:hAnsi="Times New Roman" w:eastAsia="Malgun Gothic"/>
+          <w:b w:val="0"/>
+          <w:i w:val="0"/>
+          <w:sz w:val="22"/>
+        </w:rPr>
+        <w:t>Отстранённый? Он вчера полвечера сидел со мной над Пермью.</w:t>
+      </w:r>
+    </w:p>
+    <w:p>
+      <w:pPr>
+        <w:spacing w:before="0" w:after="110" w:line="300" w:lineRule="auto"/>
+      </w:pPr>
+      <w:r>
+        <w:rPr>
+          <w:rFonts w:ascii="Times New Roman" w:hAnsi="Times New Roman" w:eastAsia="Malgun Gothic"/>
+          <w:b/>
+          <w:i w:val="0"/>
+          <w:sz w:val="22"/>
+        </w:rPr>
+        <w:t xml:space="preserve">Ольга: </w:t>
+      </w:r>
+      <w:r>
+        <w:rPr>
+          <w:rFonts w:ascii="Times New Roman" w:hAnsi="Times New Roman" w:eastAsia="Malgun Gothic"/>
+          <w:b w:val="0"/>
+          <w:i w:val="0"/>
+          <w:sz w:val="22"/>
+        </w:rPr>
+        <w:t>Сидел. И ни разу не пошутил. Вы когда-нибудь видели, чтобы Павел полвечера не шутил?</w:t>
+      </w:r>
+    </w:p>
+    <w:p>
+      <w:pPr>
+        <w:spacing w:before="0" w:after="110" w:line="300" w:lineRule="auto"/>
+      </w:pPr>
+      <w:r>
+        <w:rPr>
+          <w:rFonts w:ascii="Times New Roman" w:hAnsi="Times New Roman" w:eastAsia="Malgun Gothic"/>
+          <w:b/>
+          <w:i w:val="0"/>
+          <w:sz w:val="22"/>
+        </w:rPr>
+        <w:t xml:space="preserve">Лёша: </w:t>
+      </w:r>
+      <w:r>
+        <w:rPr>
+          <w:rFonts w:ascii="Times New Roman" w:hAnsi="Times New Roman" w:eastAsia="Malgun Gothic"/>
+          <w:b w:val="0"/>
+          <w:i w:val="0"/>
+          <w:sz w:val="22"/>
+        </w:rPr>
+        <w:t>У него свои проблемы. Клиенты уходят, деньги нужны.</w:t>
+      </w:r>
+    </w:p>
+    <w:p>
+      <w:pPr>
+        <w:spacing w:before="0" w:after="110" w:line="300" w:lineRule="auto"/>
+      </w:pPr>
+      <w:r>
+        <w:rPr>
+          <w:rFonts w:ascii="Times New Roman" w:hAnsi="Times New Roman" w:eastAsia="Malgun Gothic"/>
+          <w:b/>
+          <w:i w:val="0"/>
+          <w:sz w:val="22"/>
+        </w:rPr>
+        <w:t xml:space="preserve">Ольга: </w:t>
+      </w:r>
+      <w:r>
+        <w:rPr>
+          <w:rFonts w:ascii="Times New Roman" w:hAnsi="Times New Roman" w:eastAsia="Malgun Gothic"/>
+          <w:b w:val="0"/>
+          <w:i w:val="0"/>
+          <w:sz w:val="22"/>
+        </w:rPr>
+        <w:t>Возможно. Вы говорили, ему звонил Балагин?</w:t>
+      </w:r>
+    </w:p>
+    <w:p>
+      <w:pPr>
+        <w:spacing w:before="0" w:after="110" w:line="300" w:lineRule="auto"/>
+      </w:pPr>
+      <w:r>
+        <w:rPr>
+          <w:rFonts w:ascii="Times New Roman" w:hAnsi="Times New Roman" w:eastAsia="Malgun Gothic"/>
+          <w:b/>
+          <w:i w:val="0"/>
+          <w:sz w:val="22"/>
+        </w:rPr>
+        <w:t xml:space="preserve">Лёша: </w:t>
+      </w:r>
+      <w:r>
+        <w:rPr>
+          <w:rFonts w:ascii="Times New Roman" w:hAnsi="Times New Roman" w:eastAsia="Malgun Gothic"/>
+          <w:b w:val="0"/>
+          <w:i w:val="0"/>
+          <w:sz w:val="22"/>
+        </w:rPr>
+        <w:t>Звонил. Паша сам мне рассказал — и сказал, что отказал. Если бы он что-то скрывал, зачем бы стал рассказывать?</w:t>
+      </w:r>
+    </w:p>
+    <w:p>
+      <w:pPr>
+        <w:spacing w:before="0" w:after="110" w:line="300" w:lineRule="auto"/>
+      </w:pPr>
+      <w:r>
+        <w:rPr>
+          <w:rFonts w:ascii="Times New Roman" w:hAnsi="Times New Roman" w:eastAsia="Malgun Gothic"/>
+          <w:b/>
+          <w:i w:val="0"/>
+          <w:sz w:val="22"/>
+        </w:rPr>
+        <w:t xml:space="preserve">Ольга: </w:t>
+      </w:r>
+      <w:r>
+        <w:rPr>
+          <w:rFonts w:ascii="Times New Roman" w:hAnsi="Times New Roman" w:eastAsia="Malgun Gothic"/>
+          <w:b w:val="0"/>
+          <w:i w:val="0"/>
+          <w:sz w:val="22"/>
+        </w:rPr>
+        <w:t>Затем, чтобы вы перестали об этом думать. Будьте внимательны, Алексей. Люди редко меняются без причины, и не всегда причина безобидная.</w:t>
+      </w:r>
+    </w:p>
+    <w:p>
+      <w:pPr>
+        <w:spacing w:before="0" w:after="110" w:line="300" w:lineRule="auto"/>
+      </w:pPr>
+      <w:r>
+        <w:rPr>
+          <w:rFonts w:ascii="Times New Roman" w:hAnsi="Times New Roman" w:eastAsia="Malgun Gothic"/>
+          <w:b/>
+          <w:i w:val="0"/>
+          <w:sz w:val="22"/>
+        </w:rPr>
+        <w:t xml:space="preserve">Лёша: </w:t>
+      </w:r>
+      <w:r>
+        <w:rPr>
+          <w:rFonts w:ascii="Times New Roman" w:hAnsi="Times New Roman" w:eastAsia="Malgun Gothic"/>
+          <w:b w:val="0"/>
+          <w:i w:val="0"/>
+          <w:sz w:val="22"/>
+        </w:rPr>
+        <w:t>Вы подозреваете Пашу?</w:t>
+      </w:r>
+    </w:p>
+    <w:p>
+      <w:pPr>
+        <w:spacing w:before="0" w:after="110" w:line="300" w:lineRule="auto"/>
+      </w:pPr>
+      <w:r>
+        <w:rPr>
+          <w:rFonts w:ascii="Times New Roman" w:hAnsi="Times New Roman" w:eastAsia="Malgun Gothic"/>
+          <w:b/>
+          <w:i w:val="0"/>
+          <w:sz w:val="22"/>
+        </w:rPr>
+        <w:t xml:space="preserve">Ольга: </w:t>
+      </w:r>
+      <w:r>
+        <w:rPr>
+          <w:rFonts w:ascii="Times New Roman" w:hAnsi="Times New Roman" w:eastAsia="Malgun Gothic"/>
+          <w:b w:val="0"/>
+          <w:i w:val="0"/>
+          <w:sz w:val="22"/>
+        </w:rPr>
+        <w:t>Я никого не подозреваю, Алексей. Подозревать — работа следователя. Моя — замечать.</w:t>
+      </w:r>
+    </w:p>
+    <w:p>
+      <w:pPr>
+        <w:spacing w:before="0" w:after="110" w:line="300" w:lineRule="auto"/>
+      </w:pPr>
+      <w:r>
+        <w:rPr>
+          <w:rFonts w:ascii="Times New Roman" w:hAnsi="Times New Roman" w:eastAsia="Malgun Gothic"/>
+          <w:b/>
+          <w:i w:val="0"/>
+          <w:sz w:val="22"/>
+        </w:rPr>
+        <w:t xml:space="preserve">Лёша: </w:t>
+      </w:r>
+      <w:r>
+        <w:rPr>
+          <w:rFonts w:ascii="Times New Roman" w:hAnsi="Times New Roman" w:eastAsia="Malgun Gothic"/>
+          <w:b w:val="0"/>
+          <w:i w:val="0"/>
+          <w:sz w:val="22"/>
+        </w:rPr>
+        <w:t>Вы же сами знаете, как он помог с уставом. Без него нас закрыли бы в первый же месяц.</w:t>
+      </w:r>
+    </w:p>
+    <w:p>
+      <w:pPr>
+        <w:spacing w:before="0" w:after="110" w:line="300" w:lineRule="auto"/>
+      </w:pPr>
+      <w:r>
+        <w:rPr>
+          <w:rFonts w:ascii="Times New Roman" w:hAnsi="Times New Roman" w:eastAsia="Malgun Gothic"/>
+          <w:b/>
+          <w:i w:val="0"/>
+          <w:sz w:val="22"/>
+        </w:rPr>
+        <w:t xml:space="preserve">Ольга: </w:t>
+      </w:r>
+      <w:r>
+        <w:rPr>
+          <w:rFonts w:ascii="Times New Roman" w:hAnsi="Times New Roman" w:eastAsia="Malgun Gothic"/>
+          <w:b w:val="0"/>
+          <w:i w:val="0"/>
+          <w:sz w:val="22"/>
+        </w:rPr>
+        <w:t>Знаю. И благодарна ему. Благодарность и внимательность, Алексей, друг другу не мешают.</w:t>
+      </w:r>
+    </w:p>
+    <w:p>
+      <w:pPr>
+        <w:spacing w:before="0" w:after="110" w:line="300" w:lineRule="auto"/>
+      </w:pPr>
+      <w:r>
+        <w:rPr>
+          <w:rFonts w:ascii="Times New Roman" w:hAnsi="Times New Roman" w:eastAsia="Malgun Gothic"/>
+          <w:b/>
+          <w:i w:val="0"/>
+          <w:sz w:val="22"/>
+        </w:rPr>
+        <w:t xml:space="preserve">Лёша: </w:t>
+      </w:r>
+      <w:r>
+        <w:rPr>
+          <w:rFonts w:ascii="Times New Roman" w:hAnsi="Times New Roman" w:eastAsia="Malgun Gothic"/>
+          <w:b w:val="0"/>
+          <w:i w:val="0"/>
+          <w:sz w:val="22"/>
+        </w:rPr>
+        <w:t>Паша не предаст нас, Ольга Викторовна. Мы дружим с детства.</w:t>
+      </w:r>
+    </w:p>
+    <w:p>
+      <w:pPr>
+        <w:spacing w:before="0" w:after="110" w:line="300" w:lineRule="auto"/>
+      </w:pPr>
+      <w:r>
+        <w:rPr>
+          <w:rFonts w:ascii="Times New Roman" w:hAnsi="Times New Roman" w:eastAsia="Malgun Gothic"/>
+          <w:b/>
+          <w:i w:val="0"/>
+          <w:sz w:val="22"/>
+        </w:rPr>
+        <w:t xml:space="preserve">Ольга: </w:t>
+      </w:r>
+      <w:r>
+        <w:rPr>
+          <w:rFonts w:ascii="Times New Roman" w:hAnsi="Times New Roman" w:eastAsia="Malgun Gothic"/>
+          <w:b w:val="0"/>
+          <w:i w:val="0"/>
+          <w:sz w:val="22"/>
+        </w:rPr>
+        <w:t>Дружба — это прекрасно. Но у денег и страха своя логика, которая иногда сильнее старой дружбы.</w:t>
+      </w:r>
+    </w:p>
+    <w:p>
+      <w:pPr>
+        <w:spacing w:before="0" w:after="110" w:line="300" w:lineRule="auto"/>
+      </w:pPr>
+      <w:r>
+        <w:rPr>
+          <w:rFonts w:ascii="Times New Roman" w:hAnsi="Times New Roman" w:eastAsia="Malgun Gothic"/>
+          <w:b/>
+          <w:i w:val="0"/>
+          <w:sz w:val="22"/>
+        </w:rPr>
+        <w:t xml:space="preserve">Лёша: </w:t>
       </w:r>
       <w:r>
         <w:rPr>
@@ -1777,7 +2961,7 @@
           <w:color w:val="555555"/>
           <w:sz w:val="22"/>
         </w:rPr>
-        <w:t>(один, дома, смотрит на банковский перевод от холдинга на экране телефона)</w:t>
+        <w:t>(после паузы)</w:t>
       </w:r>
       <w:r>
         <w:rPr>
@@ -1786,7 +2970,7 @@
           <w:i w:val="0"/>
           <w:sz w:val="22"/>
         </w:rPr>
-        <w:t xml:space="preserve"> Просто консультации. Просто сроки. Ничего страшного.</w:t>
+        <w:t xml:space="preserve"> Вы говорите так, будто уже видели такое.</w:t>
       </w:r>
     </w:p>
     <w:p>
@@ -1800,17 +2984,7 @@
           <w:i w:val="0"/>
           <w:sz w:val="22"/>
         </w:rPr>
-        <w:t xml:space="preserve">Мария: </w:t>
-      </w:r>
-      <w:r>
-        <w:rPr>
-          <w:rFonts w:ascii="Times New Roman" w:hAnsi="Times New Roman" w:eastAsia="Malgun Gothic"/>
-          <w:b w:val="0"/>
-          <w:i/>
-          <w:color w:val="555555"/>
-          <w:sz w:val="22"/>
-        </w:rPr>
-        <w:t>(входит)</w:t>
+        <w:t xml:space="preserve">Ольга: </w:t>
       </w:r>
       <w:r>
         <w:rPr>
@@ -1819,188 +2993,7 @@
           <w:i w:val="0"/>
           <w:sz w:val="22"/>
         </w:rPr>
-        <w:t xml:space="preserve"> Опять сидишь в темноте.</w:t>
-      </w:r>
-    </w:p>
-    <w:p>
-      <w:pPr>
-        <w:spacing w:before="0" w:after="110" w:line="300" w:lineRule="auto"/>
-      </w:pPr>
-      <w:r>
-        <w:rPr>
-          <w:rFonts w:ascii="Times New Roman" w:hAnsi="Times New Roman" w:eastAsia="Malgun Gothic"/>
-          <w:b/>
-          <w:i w:val="0"/>
-          <w:sz w:val="22"/>
-        </w:rPr>
-        <w:t xml:space="preserve">Павел: </w:t>
-      </w:r>
-      <w:r>
-        <w:rPr>
-          <w:rFonts w:ascii="Times New Roman" w:hAnsi="Times New Roman" w:eastAsia="Malgun Gothic"/>
-          <w:b w:val="0"/>
-          <w:i w:val="0"/>
-          <w:sz w:val="22"/>
-        </w:rPr>
-        <w:t>Думаю.</w:t>
-      </w:r>
-    </w:p>
-    <w:p>
-      <w:pPr>
-        <w:spacing w:before="0" w:after="110" w:line="300" w:lineRule="auto"/>
-      </w:pPr>
-      <w:r>
-        <w:rPr>
-          <w:rFonts w:ascii="Times New Roman" w:hAnsi="Times New Roman" w:eastAsia="Malgun Gothic"/>
-          <w:b/>
-          <w:i w:val="0"/>
-          <w:sz w:val="22"/>
-        </w:rPr>
-        <w:t xml:space="preserve">Мария: </w:t>
-      </w:r>
-      <w:r>
-        <w:rPr>
-          <w:rFonts w:ascii="Times New Roman" w:hAnsi="Times New Roman" w:eastAsia="Malgun Gothic"/>
-          <w:b w:val="0"/>
-          <w:i w:val="0"/>
-          <w:sz w:val="22"/>
-        </w:rPr>
-        <w:t>О чём?</w:t>
-      </w:r>
-    </w:p>
-    <w:p>
-      <w:pPr>
-        <w:spacing w:before="0" w:after="110" w:line="300" w:lineRule="auto"/>
-      </w:pPr>
-      <w:r>
-        <w:rPr>
-          <w:rFonts w:ascii="Times New Roman" w:hAnsi="Times New Roman" w:eastAsia="Malgun Gothic"/>
-          <w:b/>
-          <w:i w:val="0"/>
-          <w:sz w:val="22"/>
-        </w:rPr>
-        <w:t xml:space="preserve">Павел: </w:t>
-      </w:r>
-      <w:r>
-        <w:rPr>
-          <w:rFonts w:ascii="Times New Roman" w:hAnsi="Times New Roman" w:eastAsia="Malgun Gothic"/>
-          <w:b w:val="0"/>
-          <w:i w:val="0"/>
-          <w:sz w:val="22"/>
-        </w:rPr>
-        <w:t>О том, что каждый маленький шаг кажется безобидным сам по себе. А потом однажды оборачиваешься — и не понимаешь, как далеко зашёл.</w:t>
-      </w:r>
-    </w:p>
-    <w:p>
-      <w:pPr>
-        <w:spacing w:before="0" w:after="110" w:line="300" w:lineRule="auto"/>
-      </w:pPr>
-      <w:r>
-        <w:rPr>
-          <w:rFonts w:ascii="Times New Roman" w:hAnsi="Times New Roman" w:eastAsia="Malgun Gothic"/>
-          <w:b/>
-          <w:i w:val="0"/>
-          <w:sz w:val="22"/>
-        </w:rPr>
-        <w:t xml:space="preserve">Мария: </w:t>
-      </w:r>
-      <w:r>
-        <w:rPr>
-          <w:rFonts w:ascii="Times New Roman" w:hAnsi="Times New Roman" w:eastAsia="Malgun Gothic"/>
-          <w:b w:val="0"/>
-          <w:i w:val="0"/>
-          <w:sz w:val="22"/>
-        </w:rPr>
-        <w:t>Тогда, может, стоит остановиться сейчас, пока шагов немного?</w:t>
-      </w:r>
-    </w:p>
-    <w:p>
-      <w:pPr>
-        <w:spacing w:before="0" w:after="110" w:line="300" w:lineRule="auto"/>
-      </w:pPr>
-      <w:r>
-        <w:rPr>
-          <w:rFonts w:ascii="Times New Roman" w:hAnsi="Times New Roman" w:eastAsia="Malgun Gothic"/>
-          <w:b/>
-          <w:i w:val="0"/>
-          <w:sz w:val="22"/>
-        </w:rPr>
-        <w:t xml:space="preserve">Павел: </w:t>
-      </w:r>
-      <w:r>
-        <w:rPr>
-          <w:rFonts w:ascii="Times New Roman" w:hAnsi="Times New Roman" w:eastAsia="Malgun Gothic"/>
-          <w:b w:val="0"/>
-          <w:i/>
-          <w:color w:val="555555"/>
-          <w:sz w:val="22"/>
-        </w:rPr>
-        <w:t>(долгая пауза)</w:t>
-      </w:r>
-      <w:r>
-        <w:rPr>
-          <w:rFonts w:ascii="Times New Roman" w:hAnsi="Times New Roman" w:eastAsia="Malgun Gothic"/>
-          <w:b w:val="0"/>
-          <w:i w:val="0"/>
-          <w:sz w:val="22"/>
-        </w:rPr>
-        <w:t xml:space="preserve"> Помнишь, в школе мы учили «Бориса Годунова»? Я тогда не понимал, почему царь так мучается. «Да, жалок тот, в ком совесть нечиста».</w:t>
-      </w:r>
-    </w:p>
-    <w:p>
-      <w:pPr>
-        <w:spacing w:before="0" w:after="110" w:line="300" w:lineRule="auto"/>
-      </w:pPr>
-      <w:r>
-        <w:rPr>
-          <w:rFonts w:ascii="Times New Roman" w:hAnsi="Times New Roman" w:eastAsia="Malgun Gothic"/>
-          <w:b/>
-          <w:i w:val="0"/>
-          <w:sz w:val="22"/>
-        </w:rPr>
-        <w:t xml:space="preserve">Мария: </w:t>
-      </w:r>
-      <w:r>
-        <w:rPr>
-          <w:rFonts w:ascii="Times New Roman" w:hAnsi="Times New Roman" w:eastAsia="Malgun Gothic"/>
-          <w:b w:val="0"/>
-          <w:i w:val="0"/>
-          <w:sz w:val="22"/>
-        </w:rPr>
-        <w:t>А теперь понимаешь?</w:t>
-      </w:r>
-    </w:p>
-    <w:p>
-      <w:pPr>
-        <w:spacing w:before="0" w:after="110" w:line="300" w:lineRule="auto"/>
-      </w:pPr>
-      <w:r>
-        <w:rPr>
-          <w:rFonts w:ascii="Times New Roman" w:hAnsi="Times New Roman" w:eastAsia="Malgun Gothic"/>
-          <w:b/>
-          <w:i w:val="0"/>
-          <w:sz w:val="22"/>
-        </w:rPr>
-        <w:t xml:space="preserve">Павел: </w:t>
-      </w:r>
-      <w:r>
-        <w:rPr>
-          <w:rFonts w:ascii="Times New Roman" w:hAnsi="Times New Roman" w:eastAsia="Malgun Gothic"/>
-          <w:b w:val="0"/>
-          <w:i/>
-          <w:color w:val="555555"/>
-          <w:sz w:val="22"/>
-        </w:rPr>
-        <w:t>(не отвечает прямо)</w:t>
-      </w:r>
-      <w:r>
-        <w:rPr>
-          <w:rFonts w:ascii="Times New Roman" w:hAnsi="Times New Roman" w:eastAsia="Malgun Gothic"/>
-          <w:b w:val="0"/>
-          <w:i w:val="0"/>
-          <w:sz w:val="22"/>
-        </w:rPr>
-        <w:t xml:space="preserve"> Пойдём спать, Маша. Завтра рано вставать.</w:t>
+        <w:t>Видела. Не с Павлом — с другими. Хорошие люди, которые сначала брали «только консультации». Я не хочу, чтобы вы узнали это на собственном опыте.</w:t>
       </w:r>
     </w:p>
     <w:p>
@@ -2016,12 +3009,12 @@
           <w:color w:val="1F3864"/>
           <w:sz w:val="26"/>
         </w:rPr>
-        <w:t>핵심 문학 인용</w:t>
+        <w:t>장면 8 — 파벨, 홀로</w:t>
       </w:r>
     </w:p>
     <w:p>
       <w:pPr>
-        <w:spacing w:before="0" w:after="120"/>
+        <w:spacing w:before="0" w:after="110" w:line="300" w:lineRule="auto"/>
       </w:pPr>
       <w:r>
         <w:rPr>
@@ -2030,7 +3023,17 @@
           <w:i w:val="0"/>
           <w:sz w:val="22"/>
         </w:rPr>
-        <w:t>Александр Грибоедов, «Горе от ума» (слова Чацкого): «Служить бы рад, прислуживаться тошно»</w:t>
+        <w:t xml:space="preserve">Павел: </w:t>
+      </w:r>
+      <w:r>
+        <w:rPr>
+          <w:rFonts w:ascii="Times New Roman" w:hAnsi="Times New Roman" w:eastAsia="Malgun Gothic"/>
+          <w:b w:val="0"/>
+          <w:i/>
+          <w:color w:val="555555"/>
+          <w:sz w:val="22"/>
+        </w:rPr>
+        <w:t>(один, дома, смотрит на банковский перевод от холдинга на экране телефона)</w:t>
       </w:r>
       <w:r>
         <w:rPr>
@@ -2039,12 +3042,60 @@
           <w:i w:val="0"/>
           <w:sz w:val="22"/>
         </w:rPr>
-        <w:t xml:space="preserve"> — 한국어 해설: 발라긴의 제안에 파벨이 처음엔 차츠키의 이 대사로 버틴다. 그러나 발라긴은 "차츠키는 결국 빈손으로 떠났고, 당신에겐 대출이 있다"고 되받아친다. 원칙을 말로만 붙든 파벨이 무너지기 시작하는 지점이다 (장면 2).</w:t>
+        <w:t xml:space="preserve"> Просто консультации. Просто сроки. Ничего страшного. </w:t>
+      </w:r>
+      <w:r>
+        <w:rPr>
+          <w:rFonts w:ascii="Times New Roman" w:hAnsi="Times New Roman" w:eastAsia="Malgun Gothic"/>
+          <w:b w:val="0"/>
+          <w:i/>
+          <w:color w:val="555555"/>
+          <w:sz w:val="22"/>
+        </w:rPr>
+        <w:t>(набирает сообщение Лёше, стирает, набирает снова)</w:t>
+      </w:r>
+      <w:r>
+        <w:rPr>
+          <w:rFonts w:ascii="Times New Roman" w:hAnsi="Times New Roman" w:eastAsia="Malgun Gothic"/>
+          <w:b w:val="0"/>
+          <w:i w:val="0"/>
+          <w:sz w:val="22"/>
+        </w:rPr>
+        <w:t xml:space="preserve"> «Лёш, нам надо поговорить». </w:t>
+      </w:r>
+      <w:r>
+        <w:rPr>
+          <w:rFonts w:ascii="Times New Roman" w:hAnsi="Times New Roman" w:eastAsia="Malgun Gothic"/>
+          <w:b w:val="0"/>
+          <w:i/>
+          <w:color w:val="555555"/>
+          <w:sz w:val="22"/>
+        </w:rPr>
+        <w:t>(стирает)</w:t>
+      </w:r>
+      <w:r>
+        <w:rPr>
+          <w:rFonts w:ascii="Times New Roman" w:hAnsi="Times New Roman" w:eastAsia="Malgun Gothic"/>
+          <w:b w:val="0"/>
+          <w:i w:val="0"/>
+          <w:sz w:val="22"/>
+        </w:rPr>
+        <w:t xml:space="preserve"> «Лёш, я тут подумал…» </w:t>
+      </w:r>
+      <w:r>
+        <w:rPr>
+          <w:rFonts w:ascii="Times New Roman" w:hAnsi="Times New Roman" w:eastAsia="Malgun Gothic"/>
+          <w:b w:val="0"/>
+          <w:i/>
+          <w:color w:val="555555"/>
+          <w:sz w:val="22"/>
+        </w:rPr>
+        <w:t>(стирает, откладывает телефон)</w:t>
       </w:r>
     </w:p>
     <w:p>
       <w:pPr>
-        <w:spacing w:before="0" w:after="120"/>
+        <w:spacing w:before="0" w:after="110" w:line="300" w:lineRule="auto"/>
       </w:pPr>
       <w:r>
         <w:rPr>
@@ -2053,7 +3104,17 @@
           <w:i w:val="0"/>
           <w:sz w:val="22"/>
         </w:rPr>
-        <w:t>Александр Пушкин, «Борис Годунов» (монолог Бориса «Достиг я высшей власти»): «Да, жалок тот, в ком совесть нечиста»</w:t>
+        <w:t xml:space="preserve">Мария: </w:t>
+      </w:r>
+      <w:r>
+        <w:rPr>
+          <w:rFonts w:ascii="Times New Roman" w:hAnsi="Times New Roman" w:eastAsia="Malgun Gothic"/>
+          <w:b w:val="0"/>
+          <w:i/>
+          <w:color w:val="555555"/>
+          <w:sz w:val="22"/>
+        </w:rPr>
+        <w:t>(входит)</w:t>
       </w:r>
       <w:r>
         <w:rPr>
@@ -2062,7 +3123,296 @@
           <w:i w:val="0"/>
           <w:sz w:val="22"/>
         </w:rPr>
-        <w:t xml:space="preserve"> — 한국어 해설: 홀딩의 송금을 받은 밤, 파벨이 학창 시절 외운 보리스의 독백을 떠올린다. "작은 걸음 하나하나"가 결국 양심의 짐이 된다는 자기 인식이며, 10화의 발각과 3부의 속죄로 이어지는 복선이다 (장면 7).</w:t>
+        <w:t xml:space="preserve"> Опять сидишь в темноте.</w:t>
+      </w:r>
+    </w:p>
+    <w:p>
+      <w:pPr>
+        <w:spacing w:before="0" w:after="110" w:line="300" w:lineRule="auto"/>
+      </w:pPr>
+      <w:r>
+        <w:rPr>
+          <w:rFonts w:ascii="Times New Roman" w:hAnsi="Times New Roman" w:eastAsia="Malgun Gothic"/>
+          <w:b/>
+          <w:i w:val="0"/>
+          <w:sz w:val="22"/>
+        </w:rPr>
+        <w:t xml:space="preserve">Павел: </w:t>
+      </w:r>
+      <w:r>
+        <w:rPr>
+          <w:rFonts w:ascii="Times New Roman" w:hAnsi="Times New Roman" w:eastAsia="Malgun Gothic"/>
+          <w:b w:val="0"/>
+          <w:i w:val="0"/>
+          <w:sz w:val="22"/>
+        </w:rPr>
+        <w:t>Думаю.</w:t>
+      </w:r>
+    </w:p>
+    <w:p>
+      <w:pPr>
+        <w:spacing w:before="0" w:after="110" w:line="300" w:lineRule="auto"/>
+      </w:pPr>
+      <w:r>
+        <w:rPr>
+          <w:rFonts w:ascii="Times New Roman" w:hAnsi="Times New Roman" w:eastAsia="Malgun Gothic"/>
+          <w:b/>
+          <w:i w:val="0"/>
+          <w:sz w:val="22"/>
+        </w:rPr>
+        <w:t xml:space="preserve">Мария: </w:t>
+      </w:r>
+      <w:r>
+        <w:rPr>
+          <w:rFonts w:ascii="Times New Roman" w:hAnsi="Times New Roman" w:eastAsia="Malgun Gothic"/>
+          <w:b w:val="0"/>
+          <w:i w:val="0"/>
+          <w:sz w:val="22"/>
+        </w:rPr>
+        <w:t>О чём?</w:t>
+      </w:r>
+    </w:p>
+    <w:p>
+      <w:pPr>
+        <w:spacing w:before="0" w:after="110" w:line="300" w:lineRule="auto"/>
+      </w:pPr>
+      <w:r>
+        <w:rPr>
+          <w:rFonts w:ascii="Times New Roman" w:hAnsi="Times New Roman" w:eastAsia="Malgun Gothic"/>
+          <w:b/>
+          <w:i w:val="0"/>
+          <w:sz w:val="22"/>
+        </w:rPr>
+        <w:t xml:space="preserve">Павел: </w:t>
+      </w:r>
+      <w:r>
+        <w:rPr>
+          <w:rFonts w:ascii="Times New Roman" w:hAnsi="Times New Roman" w:eastAsia="Malgun Gothic"/>
+          <w:b w:val="0"/>
+          <w:i w:val="0"/>
+          <w:sz w:val="22"/>
+        </w:rPr>
+        <w:t>О том, что каждый маленький шаг кажется безобидным сам по себе. А потом однажды оборачиваешься — и не понимаешь, как далеко зашёл.</w:t>
+      </w:r>
+    </w:p>
+    <w:p>
+      <w:pPr>
+        <w:spacing w:before="0" w:after="110" w:line="300" w:lineRule="auto"/>
+      </w:pPr>
+      <w:r>
+        <w:rPr>
+          <w:rFonts w:ascii="Times New Roman" w:hAnsi="Times New Roman" w:eastAsia="Malgun Gothic"/>
+          <w:b/>
+          <w:i w:val="0"/>
+          <w:sz w:val="22"/>
+        </w:rPr>
+        <w:t xml:space="preserve">Мария: </w:t>
+      </w:r>
+      <w:r>
+        <w:rPr>
+          <w:rFonts w:ascii="Times New Roman" w:hAnsi="Times New Roman" w:eastAsia="Malgun Gothic"/>
+          <w:b w:val="0"/>
+          <w:i w:val="0"/>
+          <w:sz w:val="22"/>
+        </w:rPr>
+        <w:t>Тогда, может, стоит остановиться сейчас, пока шагов немного?</w:t>
+      </w:r>
+    </w:p>
+    <w:p>
+      <w:pPr>
+        <w:spacing w:before="0" w:after="110" w:line="300" w:lineRule="auto"/>
+      </w:pPr>
+      <w:r>
+        <w:rPr>
+          <w:rFonts w:ascii="Times New Roman" w:hAnsi="Times New Roman" w:eastAsia="Malgun Gothic"/>
+          <w:b/>
+          <w:i w:val="0"/>
+          <w:sz w:val="22"/>
+        </w:rPr>
+        <w:t xml:space="preserve">Павел: </w:t>
+      </w:r>
+      <w:r>
+        <w:rPr>
+          <w:rFonts w:ascii="Times New Roman" w:hAnsi="Times New Roman" w:eastAsia="Malgun Gothic"/>
+          <w:b w:val="0"/>
+          <w:i w:val="0"/>
+          <w:sz w:val="22"/>
+        </w:rPr>
+        <w:t>Остановиться — это позвонить Балагину и расторгнуть договор. А через месяц закрыть офис.</w:t>
+      </w:r>
+    </w:p>
+    <w:p>
+      <w:pPr>
+        <w:spacing w:before="0" w:after="110" w:line="300" w:lineRule="auto"/>
+      </w:pPr>
+      <w:r>
+        <w:rPr>
+          <w:rFonts w:ascii="Times New Roman" w:hAnsi="Times New Roman" w:eastAsia="Malgun Gothic"/>
+          <w:b/>
+          <w:i w:val="0"/>
+          <w:sz w:val="22"/>
+        </w:rPr>
+        <w:t xml:space="preserve">Мария: </w:t>
+      </w:r>
+      <w:r>
+        <w:rPr>
+          <w:rFonts w:ascii="Times New Roman" w:hAnsi="Times New Roman" w:eastAsia="Malgun Gothic"/>
+          <w:b w:val="0"/>
+          <w:i w:val="0"/>
+          <w:sz w:val="22"/>
+        </w:rPr>
+        <w:t>Или остановиться — это позвонить Лёше и всё рассказать.</w:t>
+      </w:r>
+    </w:p>
+    <w:p>
+      <w:pPr>
+        <w:spacing w:before="0" w:after="110" w:line="300" w:lineRule="auto"/>
+      </w:pPr>
+      <w:r>
+        <w:rPr>
+          <w:rFonts w:ascii="Times New Roman" w:hAnsi="Times New Roman" w:eastAsia="Malgun Gothic"/>
+          <w:b/>
+          <w:i w:val="0"/>
+          <w:sz w:val="22"/>
+        </w:rPr>
+        <w:t xml:space="preserve">Павел: </w:t>
+      </w:r>
+      <w:r>
+        <w:rPr>
+          <w:rFonts w:ascii="Times New Roman" w:hAnsi="Times New Roman" w:eastAsia="Malgun Gothic"/>
+          <w:b w:val="0"/>
+          <w:i/>
+          <w:color w:val="555555"/>
+          <w:sz w:val="22"/>
+        </w:rPr>
+        <w:t>(долгая пауза)</w:t>
+      </w:r>
+      <w:r>
+        <w:rPr>
+          <w:rFonts w:ascii="Times New Roman" w:hAnsi="Times New Roman" w:eastAsia="Malgun Gothic"/>
+          <w:b w:val="0"/>
+          <w:i w:val="0"/>
+          <w:sz w:val="22"/>
+        </w:rPr>
+        <w:t xml:space="preserve"> Помнишь, в школе мы учили «Бориса Годунова»? Я тогда не понимал, почему царь так мучается. «Да, жалок тот, в ком совесть нечиста».</w:t>
+      </w:r>
+    </w:p>
+    <w:p>
+      <w:pPr>
+        <w:spacing w:before="0" w:after="110" w:line="300" w:lineRule="auto"/>
+      </w:pPr>
+      <w:r>
+        <w:rPr>
+          <w:rFonts w:ascii="Times New Roman" w:hAnsi="Times New Roman" w:eastAsia="Malgun Gothic"/>
+          <w:b/>
+          <w:i w:val="0"/>
+          <w:sz w:val="22"/>
+        </w:rPr>
+        <w:t xml:space="preserve">Мария: </w:t>
+      </w:r>
+      <w:r>
+        <w:rPr>
+          <w:rFonts w:ascii="Times New Roman" w:hAnsi="Times New Roman" w:eastAsia="Malgun Gothic"/>
+          <w:b w:val="0"/>
+          <w:i w:val="0"/>
+          <w:sz w:val="22"/>
+        </w:rPr>
+        <w:t>А теперь понимаешь?</w:t>
+      </w:r>
+    </w:p>
+    <w:p>
+      <w:pPr>
+        <w:spacing w:before="0" w:after="110" w:line="300" w:lineRule="auto"/>
+      </w:pPr>
+      <w:r>
+        <w:rPr>
+          <w:rFonts w:ascii="Times New Roman" w:hAnsi="Times New Roman" w:eastAsia="Malgun Gothic"/>
+          <w:b/>
+          <w:i w:val="0"/>
+          <w:sz w:val="22"/>
+        </w:rPr>
+        <w:t xml:space="preserve">Павел: </w:t>
+      </w:r>
+      <w:r>
+        <w:rPr>
+          <w:rFonts w:ascii="Times New Roman" w:hAnsi="Times New Roman" w:eastAsia="Malgun Gothic"/>
+          <w:b w:val="0"/>
+          <w:i/>
+          <w:color w:val="555555"/>
+          <w:sz w:val="22"/>
+        </w:rPr>
+        <w:t>(не отвечает прямо, невесело усмехается)</w:t>
+      </w:r>
+      <w:r>
+        <w:rPr>
+          <w:rFonts w:ascii="Times New Roman" w:hAnsi="Times New Roman" w:eastAsia="Malgun Gothic"/>
+          <w:b w:val="0"/>
+          <w:i w:val="0"/>
+          <w:sz w:val="22"/>
+        </w:rPr>
+        <w:t xml:space="preserve"> А тогда думал, что царю просто скучно в Кремле. Отличник, называется. Пойдём спать, Маша. Завтра рано вставать.</w:t>
+      </w:r>
+    </w:p>
+    <w:p>
+      <w:pPr>
+        <w:keepNext/>
+        <w:spacing w:before="320" w:after="140"/>
+      </w:pPr>
+      <w:r>
+        <w:rPr>
+          <w:rFonts w:ascii="Times New Roman" w:hAnsi="Times New Roman" w:eastAsia="Malgun Gothic"/>
+          <w:b/>
+          <w:i w:val="0"/>
+          <w:color w:val="1F3864"/>
+          <w:sz w:val="26"/>
+        </w:rPr>
+        <w:t>핵심 문학 인용</w:t>
+      </w:r>
+    </w:p>
+    <w:p>
+      <w:pPr>
+        <w:spacing w:before="0" w:after="120"/>
+      </w:pPr>
+      <w:r>
+        <w:rPr>
+          <w:rFonts w:ascii="Times New Roman" w:hAnsi="Times New Roman" w:eastAsia="Malgun Gothic"/>
+          <w:b/>
+          <w:i w:val="0"/>
+          <w:sz w:val="22"/>
+        </w:rPr>
+        <w:t>Александр Грибоедов, «Горе от ума» (слова Чацкого): «Служить бы рад, прислуживаться тошно»</w:t>
+      </w:r>
+      <w:r>
+        <w:rPr>
+          <w:rFonts w:ascii="Times New Roman" w:hAnsi="Times New Roman" w:eastAsia="Malgun Gothic"/>
+          <w:b w:val="0"/>
+          <w:i w:val="0"/>
+          <w:sz w:val="22"/>
+        </w:rPr>
+        <w:t xml:space="preserve"> — 한국어 해설: 발라긴의 제안에 파벨이 처음엔 차츠키의 이 대사로 버틴다. 그러나 발라긴은 "차츠키는 결국 빈손으로 떠났고, 당신에겐 대출이 있다"고 되받아친다. 원칙을 말로만 붙든 파벨이 무너지기 시작하는 지점이다 (장면 2).</w:t>
+      </w:r>
+    </w:p>
+    <w:p>
+      <w:pPr>
+        <w:spacing w:before="0" w:after="120"/>
+      </w:pPr>
+      <w:r>
+        <w:rPr>
+          <w:rFonts w:ascii="Times New Roman" w:hAnsi="Times New Roman" w:eastAsia="Malgun Gothic"/>
+          <w:b/>
+          <w:i w:val="0"/>
+          <w:sz w:val="22"/>
+        </w:rPr>
+        <w:t>Александр Пушкин, «Борис Годунов» (монолог Бориса «Достиг я высшей власти»): «Да, жалок тот, в ком совесть нечиста»</w:t>
+      </w:r>
+      <w:r>
+        <w:rPr>
+          <w:rFonts w:ascii="Times New Roman" w:hAnsi="Times New Roman" w:eastAsia="Malgun Gothic"/>
+          <w:b w:val="0"/>
+          <w:i w:val="0"/>
+          <w:sz w:val="22"/>
+        </w:rPr>
+        <w:t xml:space="preserve"> — 한국어 해설: 홀딩의 송금을 받은 밤, 파벨이 학창 시절 외운 보리스의 독백을 떠올린다. "작은 걸음 하나하나"가 결국 양심의 짐이 된다는 자기 인식이며, 10화의 발각과 3부의 속죄로 이어지는 복선이다 (장면 8).</w:t>
       </w:r>
     </w:p>
     <w:p>

--- a/러시아 인권변호사/2부/2부_5화_파벨의_균열.docx
+++ b/러시아 인권변호사/2부/2부_5화_파벨의_균열.docx
@@ -36,7 +36,7 @@
           <w:i w:val="0"/>
           <w:sz w:val="22"/>
         </w:rPr>
-        <w:t>파벨 게나디예비치 그리신(료샤의 소꿉친구, 기업법 변호사) / 마리야 “마샤” 그리시나(파벨의 아내, 파벨 사무실의 회계 담당, 신규) / 게오르기 세르게예비치 발라긴(리트비노프 홀딩 법무 담당, 1부 인물) / 알렉세이 “료샤” 오를로프(«스베트» 대표) / 올가 네스테로바(«스베트» 공동 설립자)</w:t>
+        <w:t>파벨 겐나디예비치 그리신(료샤의 소꿉친구, 기업법 변호사) / 마리야 “마샤” 그리시나(파벨의 아내, 파벨 사무실의 회계 담당, 신규) / 게오르기 세르게예비치 발라긴(리트비노프 홀딩 법무 담당, 1부 인물) / 알렉세이 “료샤” 오를로프(«스베트» 대표) / 올가 네스테로바(«스베트» 공동 설립자)</w:t>
       </w:r>
     </w:p>
     <w:p>
